--- a/tillsyn/A 36032-2026 tillsynsbegäran.docx
+++ b/tillsyn/A 36032-2026 tillsynsbegäran.docx
@@ -953,7 +953,7 @@
     <w:r>
       <w:tab/>
       <w:tab/>
-      <w:t>2026-09-03</w:t>
+      <w:t>2026-09-04</w:t>
       <w:br/>
       <w:br/>
     </w:r>

--- a/tillsyn/A 36032-2026 tillsynsbegäran.docx
+++ b/tillsyn/A 36032-2026 tillsynsbegäran.docx
@@ -22,7 +22,7 @@
       <w:r>
         <w:drawing>
           <wp:inline xmlns:a="http://schemas.openxmlformats.org/drawingml/2006/main" xmlns:pic="http://schemas.openxmlformats.org/drawingml/2006/picture">
-            <wp:extent cx="5486400" cy="4436072"/>
+            <wp:extent cx="5486400" cy="4434840"/>
             <wp:docPr id="1" name="Picture 1"/>
             <wp:cNvGraphicFramePr>
               <a:graphicFrameLocks noChangeAspect="1"/>
@@ -43,7 +43,7 @@
                   <pic:spPr>
                     <a:xfrm>
                       <a:off x="0" y="0"/>
-                      <a:ext cx="5486400" cy="4436072"/>
+                      <a:ext cx="5486400" cy="4434840"/>
                     </a:xfrm>
                     <a:prstGeom prst="rect"/>
                   </pic:spPr>
@@ -65,7 +65,7 @@
     </w:p>
     <w:p>
       <w:r>
-        <w:t>I och inom 13 meter från avverkningsanmälan finns fynd av 6 naturvårdsarter, varav 4 är rödlistade, 2 är fridlysta, 6 är typiska (T) och 2 är signalarter (S): blå taggsvamp (NT, T), dropptaggsvamp (NT, T), skrovellav (NT, T), tretåig hackspett (NT, T, §4), plattlummer (S, T, §9) och tibast (S, T). Se Figur 1.</w:t>
+        <w:t>I och inom 13 meter från avverkningsanmälan finns fynd av 8 naturvårdsarter, varav 6 är rödlistade, 2 är fridlysta, 7 är typiska (T) och 2 är signalarter (S): blå taggsvamp (NT, T), dropptaggsvamp (NT, T), orange taggsvamp (NT, T), skarp dropptaggsvamp (NT), skrovellav (NT, T), tretåig hackspett (NT, T, §4), plattlummer (S, T, §9) och tibast (S, T). Se Figur 1.</w:t>
       </w:r>
     </w:p>
     <w:p>
@@ -149,6 +149,37 @@
         <w:rPr>
           <w:b/>
         </w:rPr>
+        <w:t xml:space="preserve">Orange taggsvamp (NT) </w:t>
+      </w:r>
+      <w:r>
+        <w:t xml:space="preserve">bildar mykorrhiza med både gran och tall och den förekommer främst i äldre barrskogar med kontinuitetsskogskaraktär. Mest frekvent är den i äldre mossrik granskog, men då bara i skogar inom granens naturliga utbredningsområde och i bestånd med långvarig grankontinuitet. Den totala populationen i landet bedöms ha minskat kraftigt och fortsatt kommer att minska då arten är knuten till en produktiv skogsmiljö som successivt avverkas. Arten hotas främst av skogsavverkning och tycks försvinna efter slutavverkning, markberedning och plantering och det är inte känt att arten har återkommit i anlagd skog på tidigare kalmark. Orange taggsvamp är typisk art för </w:t>
+      </w:r>
+      <w:r>
+        <w:rPr>
+          <w:i/>
+        </w:rPr>
+        <w:t>9010 Taiga</w:t>
+      </w:r>
+      <w:r>
+        <w:t xml:space="preserve"> (SLU Artdatabanken, 2024).</w:t>
+      </w:r>
+    </w:p>
+    <w:p>
+      <w:r>
+        <w:rPr>
+          <w:b/>
+        </w:rPr>
+        <w:t xml:space="preserve">Skarp dropptaggsvamp (NT) </w:t>
+      </w:r>
+      <w:r>
+        <w:t>bildar mykorrhiza med både gran och tall, främst i barrskogar med trädkontinuitet. Arten uppträder dels i näringsrik kalkbarrskog och dels i sur lavtallskog. Kalkbarrskogarna är ofta grandominerade, olikåldriga och skiktade på frisk mark med ett örtrikt vegetationsskikt. Lavtallskogarna är i regel magra, torra, ljusöppna och ofta brandpräglade. Den totala populationen i landet har minskat och bedöms fortsätta minska till följd av avverkning av äldre barrskogar. Arten har begränsad förmåga att återetablera sig efter slutavverkning eller andra storskaliga skogsbruksåtgärder. Det saknas indikationer på att arten långsiktigt kan etablera eller reproducera sig i skogsbestånd som brukas med metoder som trakthyggesbruk, markberedning, gödsling eller föryngring med förädlat plantmaterial. Minskningstakten för den svenska populationen bedöms vara nära gränsvärdet för Sårbar (VU) (SLU Artdatabanken, 2026).</w:t>
+      </w:r>
+    </w:p>
+    <w:p>
+      <w:r>
+        <w:rPr>
+          <w:b/>
+        </w:rPr>
         <w:t>Skrovellav (NT)</w:t>
       </w:r>
       <w:r>
@@ -306,7 +337,7 @@
     </w:p>
     <w:p>
       <w:r>
-        <w:t>Följande typiska arter har sina livsmiljöer och växtplatser i den avverkningsanmälda skogen: blå taggsvamp (NT, T), dropptaggsvamp (NT, T), skrovellav (NT, T), tretåig hackspett (NT, T, §4), plattlummer (S, T, §9) och tibast (S, T).</w:t>
+        <w:t>Följande typiska arter har sina livsmiljöer och växtplatser i den avverkningsanmälda skogen: blå taggsvamp (NT, T), dropptaggsvamp (NT, T), orange taggsvamp (NT, T), skrovellav (NT, T), tretåig hackspett (NT, T, §4), plattlummer (S, T, §9) och tibast (S, T).</w:t>
       </w:r>
     </w:p>
     <w:p>
@@ -953,7 +984,7 @@
     <w:r>
       <w:tab/>
       <w:tab/>
-      <w:t>2026-09-04</w:t>
+      <w:t>2026-09-05</w:t>
       <w:br/>
       <w:br/>
     </w:r>

--- a/tillsyn/A 36032-2026 tillsynsbegäran.docx
+++ b/tillsyn/A 36032-2026 tillsynsbegäran.docx
@@ -984,7 +984,7 @@
     <w:r>
       <w:tab/>
       <w:tab/>
-      <w:t>2026-09-05</w:t>
+      <w:t>2026-09-06</w:t>
       <w:br/>
       <w:br/>
     </w:r>

--- a/tillsyn/A 36032-2026 tillsynsbegäran.docx
+++ b/tillsyn/A 36032-2026 tillsynsbegäran.docx
@@ -984,7 +984,7 @@
     <w:r>
       <w:tab/>
       <w:tab/>
-      <w:t>2026-09-06</w:t>
+      <w:t>2026-09-07</w:t>
       <w:br/>
       <w:br/>
     </w:r>

--- a/tillsyn/A 36032-2026 tillsynsbegäran.docx
+++ b/tillsyn/A 36032-2026 tillsynsbegäran.docx
@@ -984,7 +984,7 @@
     <w:r>
       <w:tab/>
       <w:tab/>
-      <w:t>2026-09-07</w:t>
+      <w:t>2026-09-08</w:t>
       <w:br/>
       <w:br/>
     </w:r>

--- a/tillsyn/A 36032-2026 tillsynsbegäran.docx
+++ b/tillsyn/A 36032-2026 tillsynsbegäran.docx
@@ -984,7 +984,7 @@
     <w:r>
       <w:tab/>
       <w:tab/>
-      <w:t>2026-09-08</w:t>
+      <w:t>2026-09-09</w:t>
       <w:br/>
       <w:br/>
     </w:r>

--- a/tillsyn/A 36032-2026 tillsynsbegäran.docx
+++ b/tillsyn/A 36032-2026 tillsynsbegäran.docx
@@ -984,7 +984,7 @@
     <w:r>
       <w:tab/>
       <w:tab/>
-      <w:t>2026-09-09</w:t>
+      <w:t>2026-09-10</w:t>
       <w:br/>
       <w:br/>
     </w:r>

--- a/tillsyn/A 36032-2026 tillsynsbegäran.docx
+++ b/tillsyn/A 36032-2026 tillsynsbegäran.docx
@@ -65,7 +65,7 @@
     </w:p>
     <w:p>
       <w:r>
-        <w:t>I och inom 13 meter från avverkningsanmälan finns fynd av 8 naturvårdsarter, varav 6 är rödlistade, 2 är fridlysta, 7 är typiska (T) och 2 är signalarter (S): blå taggsvamp (NT, T), dropptaggsvamp (NT, T), orange taggsvamp (NT, T), skarp dropptaggsvamp (NT), skrovellav (NT, T), tretåig hackspett (NT, T, §4), plattlummer (S, T, §9) och tibast (S, T). Se Figur 1.</w:t>
+        <w:t>I och inom 13 meter från avverkningsanmälan finns fynd av 11 naturvårdsarter, varav 9 är rödlistade, 2 är fridlysta, 9 är typiska (T) och 2 är signalarter (S): blå taggsvamp (NT, T), dropptaggsvamp (NT, T), kolflarnlav (NT, T), motaggsvamp (NT, T), mörk kolflarnlav (NT), orange taggsvamp (NT, T), skarp dropptaggsvamp (NT), skrovellav (NT, T), tretåig hackspett (NT, T, §4), plattlummer (S, T, §9) och tibast (S, T). Se Figur 1.</w:t>
       </w:r>
     </w:p>
     <w:p>
@@ -149,6 +149,57 @@
         <w:rPr>
           <w:b/>
         </w:rPr>
+        <w:t>Kolflarnlav (NT)</w:t>
+      </w:r>
+      <w:r>
+        <w:t xml:space="preserve"> är brandberoende och växer nästan uteslutande på kolad hård kärnved av tall. Etableringen verkar ske först 100–300 år efter brand och nytt substrat nybildas i mycket begränsad omfattning. Avverkning av tallskog av naturskogskaraktär med spår av återkommande bränder är ett hot och mängden lämplig ved att växa på för arten minskar dels på grund av naturlig nedbrytning men framförallt på grund av att det förstörs i samband med slutavverkningar, gallringar och markberedning. Såväl kolflarnlav som mörk kolflarnlav har glänsande bålfjäll och förekommer främst i tall- och blandbarrskogar av naturskogskaraktär med spår av återkommande bränder. Skogar som dessa hyser höga biologiska värden och bör skyddas. Kolflarnlav är typisk art för </w:t>
+      </w:r>
+      <w:r>
+        <w:rPr>
+          <w:i/>
+        </w:rPr>
+        <w:t>9010 Taiga</w:t>
+      </w:r>
+      <w:r>
+        <w:t xml:space="preserve"> (SLU Artdatabanken, 2024).</w:t>
+      </w:r>
+    </w:p>
+    <w:p>
+      <w:r>
+        <w:rPr>
+          <w:b/>
+        </w:rPr>
+        <w:t xml:space="preserve">Motaggsvamp (NT) </w:t>
+      </w:r>
+      <w:r>
+        <w:t xml:space="preserve">bildar mykorrhiza med tall i tallskog och hittas huvudsakligen i äldre, glesare skogsbestånd och hällmarksimpediment. Arten hotas främst av skogsavverkning och tycks försvinna efter slutavverkning, markberedning och plantering. Motaggsvamp är typisk art för </w:t>
+      </w:r>
+      <w:r>
+        <w:rPr>
+          <w:i/>
+        </w:rPr>
+        <w:t>9010 Taiga</w:t>
+      </w:r>
+      <w:r>
+        <w:t xml:space="preserve"> (SLU Artdatabanken, 2024).</w:t>
+      </w:r>
+    </w:p>
+    <w:p>
+      <w:r>
+        <w:rPr>
+          <w:b/>
+        </w:rPr>
+        <w:t>Mörk kolflarnlav (NT)</w:t>
+      </w:r>
+      <w:r>
+        <w:t xml:space="preserve"> är brandberoende och växer nästan uteslutande på kolad hård kärnved av tall. Arten förekommer främst i glesa, öppna tall- och blandbarrskogar av naturskogskaraktär och etableringen verkar ske sent efter brand, kanske först efter 100–300 år. Mörk kolflarnlav indikerar skog med höga naturvärden och vanligast är att den påträffas på rester av nedbrunna torrakor och högstubbar och lågstubbar som är så grova att hela innandömet är urbränt. Tall- och blandbarrskogar av naturskogskaraktär med spår av återkommande bränder hyser höga biologiska värden och bör skyddas (SLU Artdatabanken, 2024).</w:t>
+      </w:r>
+    </w:p>
+    <w:p>
+      <w:r>
+        <w:rPr>
+          <w:b/>
+        </w:rPr>
         <w:t xml:space="preserve">Orange taggsvamp (NT) </w:t>
       </w:r>
       <w:r>
@@ -337,7 +388,7 @@
     </w:p>
     <w:p>
       <w:r>
-        <w:t>Följande typiska arter har sina livsmiljöer och växtplatser i den avverkningsanmälda skogen: blå taggsvamp (NT, T), dropptaggsvamp (NT, T), orange taggsvamp (NT, T), skrovellav (NT, T), tretåig hackspett (NT, T, §4), plattlummer (S, T, §9) och tibast (S, T).</w:t>
+        <w:t>Följande typiska arter har sina livsmiljöer och växtplatser i den avverkningsanmälda skogen: blå taggsvamp (NT, T), dropptaggsvamp (NT, T), kolflarnlav (NT, T), motaggsvamp (NT, T), orange taggsvamp (NT, T), skrovellav (NT, T), tretåig hackspett (NT, T, §4), plattlummer (S, T, §9) och tibast (S, T).</w:t>
       </w:r>
     </w:p>
     <w:p>
@@ -984,7 +1035,7 @@
     <w:r>
       <w:tab/>
       <w:tab/>
-      <w:t>2026-09-10</w:t>
+      <w:t>2026-09-11</w:t>
       <w:br/>
       <w:br/>
     </w:r>

--- a/tillsyn/A 36032-2026 tillsynsbegäran.docx
+++ b/tillsyn/A 36032-2026 tillsynsbegäran.docx
@@ -1035,7 +1035,7 @@
     <w:r>
       <w:tab/>
       <w:tab/>
-      <w:t>2026-09-11</w:t>
+      <w:t>2026-09-12</w:t>
       <w:br/>
       <w:br/>
     </w:r>

--- a/tillsyn/A 36032-2026 tillsynsbegäran.docx
+++ b/tillsyn/A 36032-2026 tillsynsbegäran.docx
@@ -1035,7 +1035,7 @@
     <w:r>
       <w:tab/>
       <w:tab/>
-      <w:t>2026-09-12</w:t>
+      <w:t>2026-09-13</w:t>
       <w:br/>
       <w:br/>
     </w:r>
